--- a/러시아 인권변호사/5부/5부_4화_지방의_반란.docx
+++ b/러시아 인권변호사/5부/5부_4화_지방의_반란.docx
@@ -244,6 +244,75 @@
     </w:p>
     <w:p>
       <w:pPr>
+        <w:spacing w:before="0" w:after="110" w:line="300" w:lineRule="auto"/>
+      </w:pPr>
+      <w:r>
+        <w:rPr>
+          <w:rFonts w:ascii="Times New Roman" w:hAnsi="Times New Roman" w:eastAsia="Malgun Gothic"/>
+          <w:b/>
+          <w:i w:val="0"/>
+          <w:sz w:val="22"/>
+        </w:rPr>
+        <w:t xml:space="preserve">Ирина: </w:t>
+      </w:r>
+      <w:r>
+        <w:rPr>
+          <w:rFonts w:ascii="Times New Roman" w:hAnsi="Times New Roman" w:eastAsia="Malgun Gothic"/>
+          <w:b w:val="0"/>
+          <w:i w:val="0"/>
+          <w:sz w:val="22"/>
+        </w:rPr>
+        <w:t>По закону о прозрачности область обязана открыть реестры. Он отказывает не нам — закону.</w:t>
+      </w:r>
+    </w:p>
+    <w:p>
+      <w:pPr>
+        <w:spacing w:before="0" w:after="110" w:line="300" w:lineRule="auto"/>
+      </w:pPr>
+      <w:r>
+        <w:rPr>
+          <w:rFonts w:ascii="Times New Roman" w:hAnsi="Times New Roman" w:eastAsia="Malgun Gothic"/>
+          <w:b/>
+          <w:i w:val="0"/>
+          <w:sz w:val="22"/>
+        </w:rPr>
+        <w:t xml:space="preserve">Катя: </w:t>
+      </w:r>
+      <w:r>
+        <w:rPr>
+          <w:rFonts w:ascii="Times New Roman" w:hAnsi="Times New Roman" w:eastAsia="Malgun Gothic"/>
+          <w:b w:val="0"/>
+          <w:i w:val="0"/>
+          <w:sz w:val="22"/>
+        </w:rPr>
+        <w:t>И делает это публично. Значит, рассчитывает, что другие губернаторы смотрят.</w:t>
+      </w:r>
+    </w:p>
+    <w:p>
+      <w:pPr>
+        <w:spacing w:before="0" w:after="110" w:line="300" w:lineRule="auto"/>
+      </w:pPr>
+      <w:r>
+        <w:rPr>
+          <w:rFonts w:ascii="Times New Roman" w:hAnsi="Times New Roman" w:eastAsia="Malgun Gothic"/>
+          <w:b/>
+          <w:i w:val="0"/>
+          <w:sz w:val="22"/>
+        </w:rPr>
+        <w:t xml:space="preserve">Лёша: </w:t>
+      </w:r>
+      <w:r>
+        <w:rPr>
+          <w:rFonts w:ascii="Times New Roman" w:hAnsi="Times New Roman" w:eastAsia="Malgun Gothic"/>
+          <w:b w:val="0"/>
+          <w:i w:val="0"/>
+          <w:sz w:val="22"/>
+        </w:rPr>
+        <w:t>Смотрят. Поэтому то, как мы ответим, увидит не одна Онега.</w:t>
+      </w:r>
+    </w:p>
+    <w:p>
+      <w:pPr>
         <w:keepNext/>
         <w:spacing w:before="320" w:after="140"/>
       </w:pPr>
@@ -395,6 +464,75 @@
     </w:p>
     <w:p>
       <w:pPr>
+        <w:spacing w:before="0" w:after="110" w:line="300" w:lineRule="auto"/>
+      </w:pPr>
+      <w:r>
+        <w:rPr>
+          <w:rFonts w:ascii="Times New Roman" w:hAnsi="Times New Roman" w:eastAsia="Malgun Gothic"/>
+          <w:b/>
+          <w:i w:val="0"/>
+          <w:sz w:val="22"/>
+        </w:rPr>
+        <w:t xml:space="preserve">Лёша: </w:t>
+      </w:r>
+      <w:r>
+        <w:rPr>
+          <w:rFonts w:ascii="Times New Roman" w:hAnsi="Times New Roman" w:eastAsia="Malgun Gothic"/>
+          <w:b w:val="0"/>
+          <w:i w:val="0"/>
+          <w:sz w:val="22"/>
+        </w:rPr>
+        <w:t>Сколько у нас времени, прежде чем другие начнут повторять за ним?</w:t>
+      </w:r>
+    </w:p>
+    <w:p>
+      <w:pPr>
+        <w:spacing w:before="0" w:after="110" w:line="300" w:lineRule="auto"/>
+      </w:pPr>
+      <w:r>
+        <w:rPr>
+          <w:rFonts w:ascii="Times New Roman" w:hAnsi="Times New Roman" w:eastAsia="Malgun Gothic"/>
+          <w:b/>
+          <w:i w:val="0"/>
+          <w:sz w:val="22"/>
+        </w:rPr>
+        <w:t xml:space="preserve">Гребенщиков: </w:t>
+      </w:r>
+      <w:r>
+        <w:rPr>
+          <w:rFonts w:ascii="Times New Roman" w:hAnsi="Times New Roman" w:eastAsia="Malgun Gothic"/>
+          <w:b w:val="0"/>
+          <w:i w:val="0"/>
+          <w:sz w:val="22"/>
+        </w:rPr>
+        <w:t>Неделя, может, две. Двое губернаторов уже осторожно «выразили понимание».</w:t>
+      </w:r>
+    </w:p>
+    <w:p>
+      <w:pPr>
+        <w:spacing w:before="0" w:after="110" w:line="300" w:lineRule="auto"/>
+      </w:pPr>
+      <w:r>
+        <w:rPr>
+          <w:rFonts w:ascii="Times New Roman" w:hAnsi="Times New Roman" w:eastAsia="Malgun Gothic"/>
+          <w:b/>
+          <w:i w:val="0"/>
+          <w:sz w:val="22"/>
+        </w:rPr>
+        <w:t xml:space="preserve">Лёша: </w:t>
+      </w:r>
+      <w:r>
+        <w:rPr>
+          <w:rFonts w:ascii="Times New Roman" w:hAnsi="Times New Roman" w:eastAsia="Malgun Gothic"/>
+          <w:b w:val="0"/>
+          <w:i w:val="0"/>
+          <w:sz w:val="22"/>
+        </w:rPr>
+        <w:t>Значит, решать надо быстро. Но не поспешно.</w:t>
+      </w:r>
+    </w:p>
+    <w:p>
+      <w:pPr>
         <w:keepNext/>
         <w:spacing w:before="320" w:after="140"/>
       </w:pPr>
@@ -549,6 +687,121 @@
     </w:p>
     <w:p>
       <w:pPr>
+        <w:spacing w:before="0" w:after="110" w:line="300" w:lineRule="auto"/>
+      </w:pPr>
+      <w:r>
+        <w:rPr>
+          <w:rFonts w:ascii="Times New Roman" w:hAnsi="Times New Roman" w:eastAsia="Malgun Gothic"/>
+          <w:b/>
+          <w:i w:val="0"/>
+          <w:sz w:val="22"/>
+        </w:rPr>
+        <w:t xml:space="preserve">Крылов: </w:t>
+      </w:r>
+      <w:r>
+        <w:rPr>
+          <w:rFonts w:ascii="Times New Roman" w:hAnsi="Times New Roman" w:eastAsia="Malgun Gothic"/>
+          <w:b w:val="0"/>
+          <w:i w:val="0"/>
+          <w:sz w:val="22"/>
+        </w:rPr>
+        <w:t>И ещё. Начальник управления Росгвардии — не мерзавец. Он из тех, кто держится за погоны и боится ошибиться со стороной.</w:t>
+      </w:r>
+    </w:p>
+    <w:p>
+      <w:pPr>
+        <w:spacing w:before="0" w:after="110" w:line="300" w:lineRule="auto"/>
+      </w:pPr>
+      <w:r>
+        <w:rPr>
+          <w:rFonts w:ascii="Times New Roman" w:hAnsi="Times New Roman" w:eastAsia="Malgun Gothic"/>
+          <w:b/>
+          <w:i w:val="0"/>
+          <w:sz w:val="22"/>
+        </w:rPr>
+        <w:t xml:space="preserve">Лёша: </w:t>
+      </w:r>
+      <w:r>
+        <w:rPr>
+          <w:rFonts w:ascii="Times New Roman" w:hAnsi="Times New Roman" w:eastAsia="Malgun Gothic"/>
+          <w:b w:val="0"/>
+          <w:i w:val="0"/>
+          <w:sz w:val="22"/>
+        </w:rPr>
+        <w:t>Вы с ним знакомы?</w:t>
+      </w:r>
+    </w:p>
+    <w:p>
+      <w:pPr>
+        <w:spacing w:before="0" w:after="110" w:line="300" w:lineRule="auto"/>
+      </w:pPr>
+      <w:r>
+        <w:rPr>
+          <w:rFonts w:ascii="Times New Roman" w:hAnsi="Times New Roman" w:eastAsia="Malgun Gothic"/>
+          <w:b/>
+          <w:i w:val="0"/>
+          <w:sz w:val="22"/>
+        </w:rPr>
+        <w:t xml:space="preserve">Крылов: </w:t>
+      </w:r>
+      <w:r>
+        <w:rPr>
+          <w:rFonts w:ascii="Times New Roman" w:hAnsi="Times New Roman" w:eastAsia="Malgun Gothic"/>
+          <w:b w:val="0"/>
+          <w:i w:val="0"/>
+          <w:sz w:val="22"/>
+        </w:rPr>
+        <w:t>Служили в одном округе. Если позвоню я, он хотя бы возьмёт трубку.</w:t>
+      </w:r>
+    </w:p>
+    <w:p>
+      <w:pPr>
+        <w:spacing w:before="0" w:after="110" w:line="300" w:lineRule="auto"/>
+      </w:pPr>
+      <w:r>
+        <w:rPr>
+          <w:rFonts w:ascii="Times New Roman" w:hAnsi="Times New Roman" w:eastAsia="Malgun Gothic"/>
+          <w:b/>
+          <w:i w:val="0"/>
+          <w:sz w:val="22"/>
+        </w:rPr>
+        <w:t xml:space="preserve">Лёша: </w:t>
+      </w:r>
+      <w:r>
+        <w:rPr>
+          <w:rFonts w:ascii="Times New Roman" w:hAnsi="Times New Roman" w:eastAsia="Malgun Gothic"/>
+          <w:b w:val="0"/>
+          <w:i w:val="0"/>
+          <w:sz w:val="22"/>
+        </w:rPr>
+        <w:t>Позвоните. Не угрожать — напомнить, кому он присягал. Остальное пусть решает сам.</w:t>
+      </w:r>
+    </w:p>
+    <w:p>
+      <w:pPr>
+        <w:spacing w:before="0" w:after="110" w:line="300" w:lineRule="auto"/>
+      </w:pPr>
+      <w:r>
+        <w:rPr>
+          <w:rFonts w:ascii="Times New Roman" w:hAnsi="Times New Roman" w:eastAsia="Malgun Gothic"/>
+          <w:b/>
+          <w:i w:val="0"/>
+          <w:sz w:val="22"/>
+        </w:rPr>
+        <w:t xml:space="preserve">Крылов: </w:t>
+      </w:r>
+      <w:r>
+        <w:rPr>
+          <w:rFonts w:ascii="Times New Roman" w:hAnsi="Times New Roman" w:eastAsia="Malgun Gothic"/>
+          <w:b w:val="0"/>
+          <w:i w:val="0"/>
+          <w:sz w:val="22"/>
+        </w:rPr>
+        <w:t>Сам он решит в последний момент. Такие всегда решают в последний момент.</w:t>
+      </w:r>
+    </w:p>
+    <w:p>
+      <w:pPr>
         <w:keepNext/>
         <w:spacing w:before="320" w:after="140"/>
       </w:pPr>
@@ -880,6 +1133,85 @@
     </w:p>
     <w:p>
       <w:pPr>
+        <w:spacing w:before="0" w:after="110" w:line="300" w:lineRule="auto"/>
+      </w:pPr>
+      <w:r>
+        <w:rPr>
+          <w:rFonts w:ascii="Times New Roman" w:hAnsi="Times New Roman" w:eastAsia="Malgun Gothic"/>
+          <w:b/>
+          <w:i w:val="0"/>
+          <w:sz w:val="22"/>
+        </w:rPr>
+        <w:t xml:space="preserve">Изольда: </w:t>
+      </w:r>
+      <w:r>
+        <w:rPr>
+          <w:rFonts w:ascii="Times New Roman" w:hAnsi="Times New Roman" w:eastAsia="Malgun Gothic"/>
+          <w:b w:val="0"/>
+          <w:i w:val="0"/>
+          <w:sz w:val="22"/>
+        </w:rPr>
+        <w:t>Изнутри всегда кто-то есть, Кирилл Андреевич. В любой администрации найдётся человек, который годами подписывает то, что ему противно.</w:t>
+      </w:r>
+    </w:p>
+    <w:p>
+      <w:pPr>
+        <w:spacing w:before="0" w:after="110" w:line="300" w:lineRule="auto"/>
+      </w:pPr>
+      <w:r>
+        <w:rPr>
+          <w:rFonts w:ascii="Times New Roman" w:hAnsi="Times New Roman" w:eastAsia="Malgun Gothic"/>
+          <w:b/>
+          <w:i w:val="0"/>
+          <w:sz w:val="22"/>
+        </w:rPr>
+        <w:t xml:space="preserve">Настя: </w:t>
+      </w:r>
+      <w:r>
+        <w:rPr>
+          <w:rFonts w:ascii="Times New Roman" w:hAnsi="Times New Roman" w:eastAsia="Malgun Gothic"/>
+          <w:b w:val="0"/>
+          <w:i w:val="0"/>
+          <w:sz w:val="22"/>
+        </w:rPr>
+        <w:t>Это вам тоже тридцать лет в профессии подсказывают?</w:t>
+      </w:r>
+    </w:p>
+    <w:p>
+      <w:pPr>
+        <w:spacing w:before="0" w:after="110" w:line="300" w:lineRule="auto"/>
+      </w:pPr>
+      <w:r>
+        <w:rPr>
+          <w:rFonts w:ascii="Times New Roman" w:hAnsi="Times New Roman" w:eastAsia="Malgun Gothic"/>
+          <w:b/>
+          <w:i w:val="0"/>
+          <w:sz w:val="22"/>
+        </w:rPr>
+        <w:t xml:space="preserve">Изольда: </w:t>
+      </w:r>
+      <w:r>
+        <w:rPr>
+          <w:rFonts w:ascii="Times New Roman" w:hAnsi="Times New Roman" w:eastAsia="Malgun Gothic"/>
+          <w:b w:val="0"/>
+          <w:i/>
+          <w:color w:val="555555"/>
+          <w:sz w:val="22"/>
+        </w:rPr>
+        <w:t>(невозмутимо)</w:t>
+      </w:r>
+      <w:r>
+        <w:rPr>
+          <w:rFonts w:ascii="Times New Roman" w:hAnsi="Times New Roman" w:eastAsia="Malgun Gothic"/>
+          <w:b w:val="0"/>
+          <w:i w:val="0"/>
+          <w:sz w:val="22"/>
+        </w:rPr>
+        <w:t xml:space="preserve"> Именно они, деточка. Таких людей я узнаю по подписи в ведомостях — она у них всегда чуть неровная.</w:t>
+      </w:r>
+    </w:p>
+    <w:p>
+      <w:pPr>
         <w:keepNext/>
         <w:spacing w:before="320" w:after="140"/>
       </w:pPr>
@@ -1076,6 +1408,117 @@
           <w:i w:val="0"/>
           <w:sz w:val="22"/>
         </w:rPr>
+        <w:t xml:space="preserve">Кирилл: </w:t>
+      </w:r>
+      <w:r>
+        <w:rPr>
+          <w:rFonts w:ascii="Times New Roman" w:hAnsi="Times New Roman" w:eastAsia="Malgun Gothic"/>
+          <w:b w:val="0"/>
+          <w:i w:val="0"/>
+          <w:sz w:val="22"/>
+        </w:rPr>
+        <w:t>Марина Викторовна, после публикации Тарасов будет искать, кто это сделал. Круг людей с доступом к фонду невелик.</w:t>
+      </w:r>
+    </w:p>
+    <w:p>
+      <w:pPr>
+        <w:spacing w:before="0" w:after="110" w:line="300" w:lineRule="auto"/>
+      </w:pPr>
+      <w:r>
+        <w:rPr>
+          <w:rFonts w:ascii="Times New Roman" w:hAnsi="Times New Roman" w:eastAsia="Malgun Gothic"/>
+          <w:b/>
+          <w:i w:val="0"/>
+          <w:sz w:val="22"/>
+        </w:rPr>
+        <w:t xml:space="preserve">Железняк: </w:t>
+      </w:r>
+      <w:r>
+        <w:rPr>
+          <w:rFonts w:ascii="Times New Roman" w:hAnsi="Times New Roman" w:eastAsia="Malgun Gothic"/>
+          <w:b w:val="0"/>
+          <w:i w:val="0"/>
+          <w:sz w:val="22"/>
+        </w:rPr>
+        <w:t xml:space="preserve">Пять человек. Я знаю. </w:t>
+      </w:r>
+      <w:r>
+        <w:rPr>
+          <w:rFonts w:ascii="Times New Roman" w:hAnsi="Times New Roman" w:eastAsia="Malgun Gothic"/>
+          <w:b w:val="0"/>
+          <w:i/>
+          <w:color w:val="555555"/>
+          <w:sz w:val="22"/>
+        </w:rPr>
+        <w:t>(пауза)</w:t>
+      </w:r>
+      <w:r>
+        <w:rPr>
+          <w:rFonts w:ascii="Times New Roman" w:hAnsi="Times New Roman" w:eastAsia="Malgun Gothic"/>
+          <w:b w:val="0"/>
+          <w:i w:val="0"/>
+          <w:sz w:val="22"/>
+        </w:rPr>
+        <w:t xml:space="preserve"> Поэтому документы отдаю вам сегодня, а не завтра, — пока не передумала.</w:t>
+      </w:r>
+    </w:p>
+    <w:p>
+      <w:pPr>
+        <w:spacing w:before="0" w:after="110" w:line="300" w:lineRule="auto"/>
+      </w:pPr>
+      <w:r>
+        <w:rPr>
+          <w:rFonts w:ascii="Times New Roman" w:hAnsi="Times New Roman" w:eastAsia="Malgun Gothic"/>
+          <w:b/>
+          <w:i w:val="0"/>
+          <w:sz w:val="22"/>
+        </w:rPr>
+        <w:t xml:space="preserve">Настя: </w:t>
+      </w:r>
+      <w:r>
+        <w:rPr>
+          <w:rFonts w:ascii="Times New Roman" w:hAnsi="Times New Roman" w:eastAsia="Malgun Gothic"/>
+          <w:b w:val="0"/>
+          <w:i w:val="0"/>
+          <w:sz w:val="22"/>
+        </w:rPr>
+        <w:t>Мы вас не назовём. Ни в отчёте, ни на пресс-конференции. Что бы нам ни предлагали.</w:t>
+      </w:r>
+    </w:p>
+    <w:p>
+      <w:pPr>
+        <w:spacing w:before="0" w:after="110" w:line="300" w:lineRule="auto"/>
+      </w:pPr>
+      <w:r>
+        <w:rPr>
+          <w:rFonts w:ascii="Times New Roman" w:hAnsi="Times New Roman" w:eastAsia="Malgun Gothic"/>
+          <w:b/>
+          <w:i w:val="0"/>
+          <w:sz w:val="22"/>
+        </w:rPr>
+        <w:t xml:space="preserve">Железняк: </w:t>
+      </w:r>
+      <w:r>
+        <w:rPr>
+          <w:rFonts w:ascii="Times New Roman" w:hAnsi="Times New Roman" w:eastAsia="Malgun Gothic"/>
+          <w:b w:val="0"/>
+          <w:i w:val="0"/>
+          <w:sz w:val="22"/>
+        </w:rPr>
+        <w:t>В нашем здании мне много чего обещали, Анастасия Дмитриевна. Вам я почему-то верю. Не подведите.</w:t>
+      </w:r>
+    </w:p>
+    <w:p>
+      <w:pPr>
+        <w:spacing w:before="0" w:after="110" w:line="300" w:lineRule="auto"/>
+      </w:pPr>
+      <w:r>
+        <w:rPr>
+          <w:rFonts w:ascii="Times New Roman" w:hAnsi="Times New Roman" w:eastAsia="Malgun Gothic"/>
+          <w:b/>
+          <w:i w:val="0"/>
+          <w:sz w:val="22"/>
+        </w:rPr>
         <w:t xml:space="preserve">Лёша: </w:t>
       </w:r>
       <w:r>
@@ -1261,27 +1704,105 @@
       <w:r>
         <w:rPr>
           <w:rFonts w:ascii="Times New Roman" w:hAnsi="Times New Roman" w:eastAsia="Malgun Gothic"/>
+          <w:b/>
+          <w:i w:val="0"/>
+          <w:sz w:val="22"/>
+        </w:rPr>
+        <w:t xml:space="preserve">Ирина: </w:t>
+      </w:r>
+      <w:r>
+        <w:rPr>
+          <w:rFonts w:ascii="Times New Roman" w:hAnsi="Times New Roman" w:eastAsia="Malgun Gothic"/>
+          <w:b w:val="0"/>
+          <w:i w:val="0"/>
+          <w:sz w:val="22"/>
+        </w:rPr>
+        <w:t>Как вас зовут?</w:t>
+      </w:r>
+    </w:p>
+    <w:p>
+      <w:pPr>
+        <w:spacing w:before="0" w:after="110" w:line="300" w:lineRule="auto"/>
+      </w:pPr>
+      <w:r>
+        <w:rPr>
+          <w:rFonts w:ascii="Times New Roman" w:hAnsi="Times New Roman" w:eastAsia="Malgun Gothic"/>
+          <w:b/>
+          <w:i w:val="0"/>
+          <w:sz w:val="22"/>
+        </w:rPr>
+        <w:t xml:space="preserve">Начальник охраны: </w:t>
+      </w:r>
+      <w:r>
+        <w:rPr>
+          <w:rFonts w:ascii="Times New Roman" w:hAnsi="Times New Roman" w:eastAsia="Malgun Gothic"/>
+          <w:b w:val="0"/>
+          <w:i w:val="0"/>
+          <w:sz w:val="22"/>
+        </w:rPr>
+        <w:t>Зачем вам?</w:t>
+      </w:r>
+    </w:p>
+    <w:p>
+      <w:pPr>
+        <w:spacing w:before="0" w:after="110" w:line="300" w:lineRule="auto"/>
+      </w:pPr>
+      <w:r>
+        <w:rPr>
+          <w:rFonts w:ascii="Times New Roman" w:hAnsi="Times New Roman" w:eastAsia="Malgun Gothic"/>
+          <w:b/>
+          <w:i w:val="0"/>
+          <w:sz w:val="22"/>
+        </w:rPr>
+        <w:t xml:space="preserve">Ирина: </w:t>
+      </w:r>
+      <w:r>
+        <w:rPr>
+          <w:rFonts w:ascii="Times New Roman" w:hAnsi="Times New Roman" w:eastAsia="Malgun Gothic"/>
+          <w:b w:val="0"/>
+          <w:i w:val="0"/>
+          <w:sz w:val="22"/>
+        </w:rPr>
+        <w:t>Затем, что, когда всё закончится, я хочу помнить, что вы сказали правду. Даже сейчас.</w:t>
+      </w:r>
+    </w:p>
+    <w:p>
+      <w:pPr>
+        <w:spacing w:before="0" w:after="110" w:line="300" w:lineRule="auto"/>
+      </w:pPr>
+      <w:r>
+        <w:rPr>
+          <w:rFonts w:ascii="Times New Roman" w:hAnsi="Times New Roman" w:eastAsia="Malgun Gothic"/>
+          <w:b/>
+          <w:i w:val="0"/>
+          <w:sz w:val="22"/>
+        </w:rPr>
+        <w:t xml:space="preserve">Начальник охраны: </w:t>
+      </w:r>
+      <w:r>
+        <w:rPr>
+          <w:rFonts w:ascii="Times New Roman" w:hAnsi="Times New Roman" w:eastAsia="Malgun Gothic"/>
           <w:b w:val="0"/>
           <w:i/>
           <w:color w:val="555555"/>
           <w:sz w:val="22"/>
         </w:rPr>
-        <w:t>(у здания собирается небольшая группа сторонников Тарасова с плакатами «Руки прочь от Онеги»)</w:t>
+        <w:t>(после паузы)</w:t>
+      </w:r>
+      <w:r>
+        <w:rPr>
+          <w:rFonts w:ascii="Times New Roman" w:hAnsi="Times New Roman" w:eastAsia="Malgun Gothic"/>
+          <w:b w:val="0"/>
+          <w:i w:val="0"/>
+          <w:sz w:val="22"/>
+        </w:rPr>
+        <w:t xml:space="preserve"> Не надо имени. Запомните просто, что я бы вас пропустил. Если бы мог.</w:t>
       </w:r>
     </w:p>
     <w:p>
       <w:pPr>
         <w:spacing w:before="0" w:after="110" w:line="300" w:lineRule="auto"/>
       </w:pPr>
-      <w:r>
-        <w:rPr>
-          <w:rFonts w:ascii="Times New Roman" w:hAnsi="Times New Roman" w:eastAsia="Malgun Gothic"/>
-          <w:b/>
-          <w:i w:val="0"/>
-          <w:sz w:val="22"/>
-        </w:rPr>
-        <w:t xml:space="preserve">Ирина: </w:t>
-      </w:r>
       <w:r>
         <w:rPr>
           <w:rFonts w:ascii="Times New Roman" w:hAnsi="Times New Roman" w:eastAsia="Malgun Gothic"/>
@@ -1290,6 +1811,30 @@
           <w:color w:val="555555"/>
           <w:sz w:val="22"/>
         </w:rPr>
+        <w:t>(у здания собирается небольшая группа сторонников Тарасова с плакатами «Руки прочь от Онеги»)</w:t>
+      </w:r>
+    </w:p>
+    <w:p>
+      <w:pPr>
+        <w:spacing w:before="0" w:after="110" w:line="300" w:lineRule="auto"/>
+      </w:pPr>
+      <w:r>
+        <w:rPr>
+          <w:rFonts w:ascii="Times New Roman" w:hAnsi="Times New Roman" w:eastAsia="Malgun Gothic"/>
+          <w:b/>
+          <w:i w:val="0"/>
+          <w:sz w:val="22"/>
+        </w:rPr>
+        <w:t xml:space="preserve">Ирина: </w:t>
+      </w:r>
+      <w:r>
+        <w:rPr>
+          <w:rFonts w:ascii="Times New Roman" w:hAnsi="Times New Roman" w:eastAsia="Malgun Gothic"/>
+          <w:b w:val="0"/>
+          <w:i/>
+          <w:color w:val="555555"/>
+          <w:sz w:val="22"/>
+        </w:rPr>
         <w:t>(по телефону Лёше)</w:t>
       </w:r>
       <w:r>
@@ -1369,6 +1914,52 @@
           <w:sz w:val="22"/>
         </w:rPr>
         <w:t>Тогда тем более. Мы приехали не за тем, чтобы их пугать.</w:t>
+      </w:r>
+    </w:p>
+    <w:p>
+      <w:pPr>
+        <w:spacing w:before="0" w:after="110" w:line="300" w:lineRule="auto"/>
+      </w:pPr>
+      <w:r>
+        <w:rPr>
+          <w:rFonts w:ascii="Times New Roman" w:hAnsi="Times New Roman" w:eastAsia="Malgun Gothic"/>
+          <w:b/>
+          <w:i w:val="0"/>
+          <w:sz w:val="22"/>
+        </w:rPr>
+        <w:t xml:space="preserve">Ирина: </w:t>
+      </w:r>
+      <w:r>
+        <w:rPr>
+          <w:rFonts w:ascii="Times New Roman" w:hAnsi="Times New Roman" w:eastAsia="Malgun Gothic"/>
+          <w:b w:val="0"/>
+          <w:i w:val="0"/>
+          <w:sz w:val="22"/>
+        </w:rPr>
+        <w:t>А люди с плакатами?</w:t>
+      </w:r>
+    </w:p>
+    <w:p>
+      <w:pPr>
+        <w:spacing w:before="0" w:after="110" w:line="300" w:lineRule="auto"/>
+      </w:pPr>
+      <w:r>
+        <w:rPr>
+          <w:rFonts w:ascii="Times New Roman" w:hAnsi="Times New Roman" w:eastAsia="Malgun Gothic"/>
+          <w:b/>
+          <w:i w:val="0"/>
+          <w:sz w:val="22"/>
+        </w:rPr>
+        <w:t xml:space="preserve">Лёша: </w:t>
+      </w:r>
+      <w:r>
+        <w:rPr>
+          <w:rFonts w:ascii="Times New Roman" w:hAnsi="Times New Roman" w:eastAsia="Malgun Gothic"/>
+          <w:b w:val="0"/>
+          <w:i w:val="0"/>
+          <w:sz w:val="22"/>
+        </w:rPr>
+        <w:t>Пусть стоят. Это их право. Плакат — не преступление, Ирина. Преступление — то, о чём они пока не знают.</w:t>
       </w:r>
     </w:p>
     <w:p>
@@ -1519,6 +2110,52 @@
       <w:r>
         <w:rPr>
           <w:rFonts w:ascii="Times New Roman" w:hAnsi="Times New Roman" w:eastAsia="Malgun Gothic"/>
+          <w:b/>
+          <w:i w:val="0"/>
+          <w:sz w:val="22"/>
+        </w:rPr>
+        <w:t xml:space="preserve">Журналист: </w:t>
+      </w:r>
+      <w:r>
+        <w:rPr>
+          <w:rFonts w:ascii="Times New Roman" w:hAnsi="Times New Roman" w:eastAsia="Malgun Gothic"/>
+          <w:b w:val="0"/>
+          <w:i w:val="0"/>
+          <w:sz w:val="22"/>
+        </w:rPr>
+        <w:t>Губернатор заявляет, что это московская фальшивка.</w:t>
+      </w:r>
+    </w:p>
+    <w:p>
+      <w:pPr>
+        <w:spacing w:before="0" w:after="110" w:line="300" w:lineRule="auto"/>
+      </w:pPr>
+      <w:r>
+        <w:rPr>
+          <w:rFonts w:ascii="Times New Roman" w:hAnsi="Times New Roman" w:eastAsia="Malgun Gothic"/>
+          <w:b/>
+          <w:i w:val="0"/>
+          <w:sz w:val="22"/>
+        </w:rPr>
+        <w:t xml:space="preserve">Вениамин: </w:t>
+      </w:r>
+      <w:r>
+        <w:rPr>
+          <w:rFonts w:ascii="Times New Roman" w:hAnsi="Times New Roman" w:eastAsia="Malgun Gothic"/>
+          <w:b w:val="0"/>
+          <w:i w:val="0"/>
+          <w:sz w:val="22"/>
+        </w:rPr>
+        <w:t>Тогда пусть губернатор покажет подлинник. Платёжные поручения мы выложили целиком. Проверить может любой, у кого есть калькулятор и свободный вечер.</w:t>
+      </w:r>
+    </w:p>
+    <w:p>
+      <w:pPr>
+        <w:spacing w:before="0" w:after="110" w:line="300" w:lineRule="auto"/>
+      </w:pPr>
+      <w:r>
+        <w:rPr>
+          <w:rFonts w:ascii="Times New Roman" w:hAnsi="Times New Roman" w:eastAsia="Malgun Gothic"/>
           <w:b w:val="0"/>
           <w:i/>
           <w:color w:val="555555"/>
@@ -1633,6 +2270,29 @@
           <w:i w:val="0"/>
           <w:sz w:val="22"/>
         </w:rPr>
+        <w:t xml:space="preserve">Шахтёр: </w:t>
+      </w:r>
+      <w:r>
+        <w:rPr>
+          <w:rFonts w:ascii="Times New Roman" w:hAnsi="Times New Roman" w:eastAsia="Malgun Gothic"/>
+          <w:b w:val="0"/>
+          <w:i w:val="0"/>
+          <w:sz w:val="22"/>
+        </w:rPr>
+        <w:t>Правильно говорят: рыба гниёт с головы. Мы всё на московскую голову смотрели. А она у нас своя была.</w:t>
+      </w:r>
+    </w:p>
+    <w:p>
+      <w:pPr>
+        <w:spacing w:before="0" w:after="110" w:line="300" w:lineRule="auto"/>
+      </w:pPr>
+      <w:r>
+        <w:rPr>
+          <w:rFonts w:ascii="Times New Roman" w:hAnsi="Times New Roman" w:eastAsia="Malgun Gothic"/>
+          <w:b/>
+          <w:i w:val="0"/>
+          <w:sz w:val="22"/>
+        </w:rPr>
         <w:t xml:space="preserve">Гребенщиков: </w:t>
       </w:r>
       <w:r>
@@ -1676,6 +2336,52 @@
           <w:sz w:val="22"/>
         </w:rPr>
         <w:t>Обманутые люди злы, Анатолий Викторович. Позаботьтесь, чтобы эта злость не обернулась против таких же рядовых сотрудников, как тот охранник.</w:t>
+      </w:r>
+    </w:p>
+    <w:p>
+      <w:pPr>
+        <w:spacing w:before="0" w:after="110" w:line="300" w:lineRule="auto"/>
+      </w:pPr>
+      <w:r>
+        <w:rPr>
+          <w:rFonts w:ascii="Times New Roman" w:hAnsi="Times New Roman" w:eastAsia="Malgun Gothic"/>
+          <w:b/>
+          <w:i w:val="0"/>
+          <w:sz w:val="22"/>
+        </w:rPr>
+        <w:t xml:space="preserve">Гребенщиков: </w:t>
+      </w:r>
+      <w:r>
+        <w:rPr>
+          <w:rFonts w:ascii="Times New Roman" w:hAnsi="Times New Roman" w:eastAsia="Malgun Gothic"/>
+          <w:b w:val="0"/>
+          <w:i w:val="0"/>
+          <w:sz w:val="22"/>
+        </w:rPr>
+        <w:t>Уже распорядился: в эфирах — никаких слов про «предателей» и «пособников». Только цифры и названия фирм.</w:t>
+      </w:r>
+    </w:p>
+    <w:p>
+      <w:pPr>
+        <w:spacing w:before="0" w:after="110" w:line="300" w:lineRule="auto"/>
+      </w:pPr>
+      <w:r>
+        <w:rPr>
+          <w:rFonts w:ascii="Times New Roman" w:hAnsi="Times New Roman" w:eastAsia="Malgun Gothic"/>
+          <w:b/>
+          <w:i w:val="0"/>
+          <w:sz w:val="22"/>
+        </w:rPr>
+        <w:t xml:space="preserve">Лёша: </w:t>
+      </w:r>
+      <w:r>
+        <w:rPr>
+          <w:rFonts w:ascii="Times New Roman" w:hAnsi="Times New Roman" w:eastAsia="Malgun Gothic"/>
+          <w:b w:val="0"/>
+          <w:i w:val="0"/>
+          <w:sz w:val="22"/>
+        </w:rPr>
+        <w:t>И ни одного имени рядовых сотрудников. Отвечают те, кто подписывал.</w:t>
       </w:r>
     </w:p>
     <w:p>
@@ -1854,6 +2560,62 @@
     </w:p>
     <w:p>
       <w:pPr>
+        <w:spacing w:before="0" w:after="110" w:line="300" w:lineRule="auto"/>
+      </w:pPr>
+      <w:r>
+        <w:rPr>
+          <w:rFonts w:ascii="Times New Roman" w:hAnsi="Times New Roman" w:eastAsia="Malgun Gothic"/>
+          <w:b/>
+          <w:i w:val="0"/>
+          <w:sz w:val="22"/>
+        </w:rPr>
+        <w:t xml:space="preserve">Тарасов: </w:t>
+      </w:r>
+      <w:r>
+        <w:rPr>
+          <w:rFonts w:ascii="Times New Roman" w:hAnsi="Times New Roman" w:eastAsia="Malgun Gothic"/>
+          <w:b w:val="0"/>
+          <w:i/>
+          <w:color w:val="555555"/>
+          <w:sz w:val="22"/>
+        </w:rPr>
+        <w:t>(опускаясь в кресло)</w:t>
+      </w:r>
+      <w:r>
+        <w:rPr>
+          <w:rFonts w:ascii="Times New Roman" w:hAnsi="Times New Roman" w:eastAsia="Malgun Gothic"/>
+          <w:b w:val="0"/>
+          <w:i w:val="0"/>
+          <w:sz w:val="22"/>
+        </w:rPr>
+        <w:t xml:space="preserve"> Я этот край из руин поднимал. Из руин!</w:t>
+      </w:r>
+    </w:p>
+    <w:p>
+      <w:pPr>
+        <w:spacing w:before="0" w:after="110" w:line="300" w:lineRule="auto"/>
+      </w:pPr>
+      <w:r>
+        <w:rPr>
+          <w:rFonts w:ascii="Times New Roman" w:hAnsi="Times New Roman" w:eastAsia="Malgun Gothic"/>
+          <w:b/>
+          <w:i w:val="0"/>
+          <w:sz w:val="22"/>
+        </w:rPr>
+        <w:t xml:space="preserve">Помощник Тарасова: </w:t>
+      </w:r>
+      <w:r>
+        <w:rPr>
+          <w:rFonts w:ascii="Times New Roman" w:hAnsi="Times New Roman" w:eastAsia="Malgun Gothic"/>
+          <w:b w:val="0"/>
+          <w:i w:val="0"/>
+          <w:sz w:val="22"/>
+        </w:rPr>
+        <w:t>На площади говорят, что вы поднимали не край, а фонд, Всеволод Николаевич.</w:t>
+      </w:r>
+    </w:p>
+    <w:p>
+      <w:pPr>
         <w:keepNext/>
         <w:spacing w:before="320" w:after="140"/>
       </w:pPr>
@@ -2014,7 +2776,53 @@
           <w:i w:val="0"/>
           <w:sz w:val="22"/>
         </w:rPr>
-        <w:t xml:space="preserve">Крылов: </w:t>
+        <w:t xml:space="preserve">Тарасов: </w:t>
+      </w:r>
+      <w:r>
+        <w:rPr>
+          <w:rFonts w:ascii="Times New Roman" w:hAnsi="Times New Roman" w:eastAsia="Malgun Gothic"/>
+          <w:b w:val="0"/>
+          <w:i w:val="0"/>
+          <w:sz w:val="22"/>
+        </w:rPr>
+        <w:t>Один вопрос, Алексей Николаевич. Кто из моих людей передал вам документы?</w:t>
+      </w:r>
+    </w:p>
+    <w:p>
+      <w:pPr>
+        <w:spacing w:before="0" w:after="110" w:line="300" w:lineRule="auto"/>
+      </w:pPr>
+      <w:r>
+        <w:rPr>
+          <w:rFonts w:ascii="Times New Roman" w:hAnsi="Times New Roman" w:eastAsia="Malgun Gothic"/>
+          <w:b/>
+          <w:i w:val="0"/>
+          <w:sz w:val="22"/>
+        </w:rPr>
+        <w:t xml:space="preserve">Лёша: </w:t>
+      </w:r>
+      <w:r>
+        <w:rPr>
+          <w:rFonts w:ascii="Times New Roman" w:hAnsi="Times New Roman" w:eastAsia="Malgun Gothic"/>
+          <w:b w:val="0"/>
+          <w:i w:val="0"/>
+          <w:sz w:val="22"/>
+        </w:rPr>
+        <w:t>Этого вы не узнаете, Всеволод Николаевич. Ни от меня, ни от суда.</w:t>
+      </w:r>
+    </w:p>
+    <w:p>
+      <w:pPr>
+        <w:spacing w:before="0" w:after="110" w:line="300" w:lineRule="auto"/>
+      </w:pPr>
+      <w:r>
+        <w:rPr>
+          <w:rFonts w:ascii="Times New Roman" w:hAnsi="Times New Roman" w:eastAsia="Malgun Gothic"/>
+          <w:b/>
+          <w:i w:val="0"/>
+          <w:sz w:val="22"/>
+        </w:rPr>
+        <w:t xml:space="preserve">Тарасов: </w:t>
       </w:r>
       <w:r>
         <w:rPr>
@@ -2024,7 +2832,7 @@
           <w:color w:val="555555"/>
           <w:sz w:val="22"/>
         </w:rPr>
-        <w:t>(Лёше, после звонка)</w:t>
+        <w:t>(горько усмехнувшись)</w:t>
       </w:r>
       <w:r>
         <w:rPr>
@@ -2033,7 +2841,7 @@
           <w:i w:val="0"/>
           <w:sz w:val="22"/>
         </w:rPr>
-        <w:t xml:space="preserve"> Разрешилось без единого выстрела. Не могу сказать, что ожидал такого исхода неделю назад.</w:t>
+        <w:t xml:space="preserve"> Раньше в Москве всё можно было узнать. За деньги.</w:t>
       </w:r>
     </w:p>
     <w:p>
@@ -2056,7 +2864,142 @@
           <w:i w:val="0"/>
           <w:sz w:val="22"/>
         </w:rPr>
+        <w:t>Раньше. Теперь это называется защитой заявителя. Привыкайте.</w:t>
+      </w:r>
+    </w:p>
+    <w:p>
+      <w:pPr>
+        <w:spacing w:before="0" w:after="110" w:line="300" w:lineRule="auto"/>
+      </w:pPr>
+      <w:r>
+        <w:rPr>
+          <w:rFonts w:ascii="Times New Roman" w:hAnsi="Times New Roman" w:eastAsia="Malgun Gothic"/>
+          <w:b/>
+          <w:i w:val="0"/>
+          <w:sz w:val="22"/>
+        </w:rPr>
+        <w:t xml:space="preserve">Крылов: </w:t>
+      </w:r>
+      <w:r>
+        <w:rPr>
+          <w:rFonts w:ascii="Times New Roman" w:hAnsi="Times New Roman" w:eastAsia="Malgun Gothic"/>
+          <w:b w:val="0"/>
+          <w:i/>
+          <w:color w:val="555555"/>
+          <w:sz w:val="22"/>
+        </w:rPr>
+        <w:t>(Лёше, после звонка)</w:t>
+      </w:r>
+      <w:r>
+        <w:rPr>
+          <w:rFonts w:ascii="Times New Roman" w:hAnsi="Times New Roman" w:eastAsia="Malgun Gothic"/>
+          <w:b w:val="0"/>
+          <w:i w:val="0"/>
+          <w:sz w:val="22"/>
+        </w:rPr>
+        <w:t xml:space="preserve"> Разрешилось без единого выстрела. Не могу сказать, что ожидал такого исхода неделю назад.</w:t>
+      </w:r>
+    </w:p>
+    <w:p>
+      <w:pPr>
+        <w:spacing w:before="0" w:after="110" w:line="300" w:lineRule="auto"/>
+      </w:pPr>
+      <w:r>
+        <w:rPr>
+          <w:rFonts w:ascii="Times New Roman" w:hAnsi="Times New Roman" w:eastAsia="Malgun Gothic"/>
+          <w:b/>
+          <w:i w:val="0"/>
+          <w:sz w:val="22"/>
+        </w:rPr>
+        <w:t xml:space="preserve">Лёша: </w:t>
+      </w:r>
+      <w:r>
+        <w:rPr>
+          <w:rFonts w:ascii="Times New Roman" w:hAnsi="Times New Roman" w:eastAsia="Malgun Gothic"/>
+          <w:b w:val="0"/>
+          <w:i w:val="0"/>
+          <w:sz w:val="22"/>
+        </w:rPr>
         <w:t>Я тоже, Сергей Александрович. Просто очень не хотел другого.</w:t>
+      </w:r>
+    </w:p>
+    <w:p>
+      <w:pPr>
+        <w:spacing w:before="0" w:after="110" w:line="300" w:lineRule="auto"/>
+      </w:pPr>
+      <w:r>
+        <w:rPr>
+          <w:rFonts w:ascii="Times New Roman" w:hAnsi="Times New Roman" w:eastAsia="Malgun Gothic"/>
+          <w:b/>
+          <w:i w:val="0"/>
+          <w:sz w:val="22"/>
+        </w:rPr>
+        <w:t xml:space="preserve">Крылов: </w:t>
+      </w:r>
+      <w:r>
+        <w:rPr>
+          <w:rFonts w:ascii="Times New Roman" w:hAnsi="Times New Roman" w:eastAsia="Malgun Gothic"/>
+          <w:b w:val="0"/>
+          <w:i w:val="0"/>
+          <w:sz w:val="22"/>
+        </w:rPr>
+        <w:t>Начальник управления перезвонил мне час назад. Сказал, что «всегда был с центром».</w:t>
+      </w:r>
+    </w:p>
+    <w:p>
+      <w:pPr>
+        <w:spacing w:before="0" w:after="110" w:line="300" w:lineRule="auto"/>
+      </w:pPr>
+      <w:r>
+        <w:rPr>
+          <w:rFonts w:ascii="Times New Roman" w:hAnsi="Times New Roman" w:eastAsia="Malgun Gothic"/>
+          <w:b/>
+          <w:i w:val="0"/>
+          <w:sz w:val="22"/>
+        </w:rPr>
+        <w:t xml:space="preserve">Лёша: </w:t>
+      </w:r>
+      <w:r>
+        <w:rPr>
+          <w:rFonts w:ascii="Times New Roman" w:hAnsi="Times New Roman" w:eastAsia="Malgun Gothic"/>
+          <w:b w:val="0"/>
+          <w:i/>
+          <w:color w:val="555555"/>
+          <w:sz w:val="22"/>
+        </w:rPr>
+        <w:t>(усмехается)</w:t>
+      </w:r>
+      <w:r>
+        <w:rPr>
+          <w:rFonts w:ascii="Times New Roman" w:hAnsi="Times New Roman" w:eastAsia="Malgun Gothic"/>
+          <w:b w:val="0"/>
+          <w:i w:val="0"/>
+          <w:sz w:val="22"/>
+        </w:rPr>
+        <w:t xml:space="preserve"> В последний момент.</w:t>
+      </w:r>
+    </w:p>
+    <w:p>
+      <w:pPr>
+        <w:spacing w:before="0" w:after="110" w:line="300" w:lineRule="auto"/>
+      </w:pPr>
+      <w:r>
+        <w:rPr>
+          <w:rFonts w:ascii="Times New Roman" w:hAnsi="Times New Roman" w:eastAsia="Malgun Gothic"/>
+          <w:b/>
+          <w:i w:val="0"/>
+          <w:sz w:val="22"/>
+        </w:rPr>
+        <w:t xml:space="preserve">Крылов: </w:t>
+      </w:r>
+      <w:r>
+        <w:rPr>
+          <w:rFonts w:ascii="Times New Roman" w:hAnsi="Times New Roman" w:eastAsia="Malgun Gothic"/>
+          <w:b w:val="0"/>
+          <w:i w:val="0"/>
+          <w:sz w:val="22"/>
+        </w:rPr>
+        <w:t>Как я и говорил. Такие решают в последний момент. Но решают.</w:t>
       </w:r>
     </w:p>
     <w:p>
@@ -2211,6 +3154,52 @@
           <w:i w:val="0"/>
           <w:sz w:val="22"/>
         </w:rPr>
+        <w:t xml:space="preserve">Железняк: </w:t>
+      </w:r>
+      <w:r>
+        <w:rPr>
+          <w:rFonts w:ascii="Times New Roman" w:hAnsi="Times New Roman" w:eastAsia="Malgun Gothic"/>
+          <w:b w:val="0"/>
+          <w:i w:val="0"/>
+          <w:sz w:val="22"/>
+        </w:rPr>
+        <w:t>Проверю. Я теперь, кажется, проверяю профессионально.</w:t>
+      </w:r>
+    </w:p>
+    <w:p>
+      <w:pPr>
+        <w:spacing w:before="0" w:after="110" w:line="300" w:lineRule="auto"/>
+      </w:pPr>
+      <w:r>
+        <w:rPr>
+          <w:rFonts w:ascii="Times New Roman" w:hAnsi="Times New Roman" w:eastAsia="Malgun Gothic"/>
+          <w:b/>
+          <w:i w:val="0"/>
+          <w:sz w:val="22"/>
+        </w:rPr>
+        <w:t xml:space="preserve">Изольда: </w:t>
+      </w:r>
+      <w:r>
+        <w:rPr>
+          <w:rFonts w:ascii="Times New Roman" w:hAnsi="Times New Roman" w:eastAsia="Malgun Gothic"/>
+          <w:b w:val="0"/>
+          <w:i w:val="0"/>
+          <w:sz w:val="22"/>
+        </w:rPr>
+        <w:t>Добро пожаловать, Марина Викторовна. Первое правило службы: не верьте отчёту о ремонте крыши, пока сами не постоите под ней в дождь.</w:t>
+      </w:r>
+    </w:p>
+    <w:p>
+      <w:pPr>
+        <w:spacing w:before="0" w:after="110" w:line="300" w:lineRule="auto"/>
+      </w:pPr>
+      <w:r>
+        <w:rPr>
+          <w:rFonts w:ascii="Times New Roman" w:hAnsi="Times New Roman" w:eastAsia="Malgun Gothic"/>
+          <w:b/>
+          <w:i w:val="0"/>
+          <w:sz w:val="22"/>
+        </w:rPr>
         <w:t xml:space="preserve">Настя: </w:t>
       </w:r>
       <w:r>
@@ -2385,6 +3374,29 @@
           <w:sz w:val="22"/>
         </w:rPr>
         <w:t xml:space="preserve"> — 푸가초프 반란을 겪은 화자 그리뇨프의 회고. 료샤가 무력 진압 선택지를 배제하며 크릴로프에게 인용하고, 크릴로프는 그리뇨프가 양쪽 진영을 모두 겪고 살아남았다고 받아친다. 이 화의 '피 없는 해결'을 떠받치는 인용이다(장면 4).</w:t>
+      </w:r>
+    </w:p>
+    <w:p>
+      <w:pPr>
+        <w:spacing w:before="0" w:after="120"/>
+      </w:pPr>
+      <w:r>
+        <w:rPr>
+          <w:rFonts w:ascii="Times New Roman" w:hAnsi="Times New Roman" w:eastAsia="Malgun Gothic"/>
+          <w:b/>
+          <w:i w:val="0"/>
+          <w:sz w:val="22"/>
+        </w:rPr>
+        <w:t>Русская пословица: «Рыба гниёт с головы»</w:t>
+      </w:r>
+      <w:r>
+        <w:rPr>
+          <w:rFonts w:ascii="Times New Roman" w:hAnsi="Times New Roman" w:eastAsia="Malgun Gothic"/>
+          <w:b w:val="0"/>
+          <w:i w:val="0"/>
+          <w:sz w:val="22"/>
+        </w:rPr>
+        <w:t xml:space="preserve"> — 부패는 윗선에서 시작된다는 속담. 350억 루블의 행방이 공개된 뒤 오네가의 광부가 "모스크바의 머리만 보다가 우리 머리가 썩은 줄 몰랐다"며 쓰는 말로, 타라소프의 "모스크바가 우리를 약탈한다"는 선동이 무너지는 순간을 보여 준다(장면 9).</w:t>
       </w:r>
     </w:p>
     <w:p>

--- a/러시아 인권변호사/5부/5부_4화_지방의_반란.docx
+++ b/러시아 인권변호사/5부/5부_4화_지방의_반란.docx
@@ -3373,7 +3373,7 @@
           <w:i w:val="0"/>
           <w:sz w:val="22"/>
         </w:rPr>
-        <w:t xml:space="preserve"> — 푸가초프 반란을 겪은 화자 그리뇨프의 회고. 료샤가 무력 진압 선택지를 배제하며 크릴로프에게 인용하고, 크릴로프는 그리뇨프가 양쪽 진영을 모두 겪고 살아남았다고 받아친다. 이 화의 '피 없는 해결'을 떠받치는 인용이다(장면 4).</w:t>
+        <w:t xml:space="preserve"> — 한국어 해설: 푸가초프 반란을 겪은 화자 그리뇨프의 회고. 료샤가 무력 진압 선택지를 배제하며 크릴로프에게 인용하고, 크릴로프는 그리뇨프가 양쪽 진영을 모두 겪고 살아남았다고 받아친다. 이 화의 '피 없는 해결'을 떠받치는 인용이다(장면 4).</w:t>
       </w:r>
     </w:p>
     <w:p>
@@ -3396,7 +3396,7 @@
           <w:i w:val="0"/>
           <w:sz w:val="22"/>
         </w:rPr>
-        <w:t xml:space="preserve"> — 부패는 윗선에서 시작된다는 속담. 350억 루블의 행방이 공개된 뒤 오네가의 광부가 "모스크바의 머리만 보다가 우리 머리가 썩은 줄 몰랐다"며 쓰는 말로, 타라소프의 "모스크바가 우리를 약탈한다"는 선동이 무너지는 순간을 보여 준다(장면 9).</w:t>
+        <w:t xml:space="preserve"> — 한국어 해설: 부패는 윗선에서 시작된다는 속담. 350억 루블의 행방이 공개된 뒤 오네가의 광부가 "모스크바의 머리만 보다가 우리 머리가 썩은 줄 몰랐다"며 쓰는 말로, 타라소프의 "모스크바가 우리를 약탈한다"는 선동이 무너지는 순간을 보여 준다(장면 9).</w:t>
       </w:r>
     </w:p>
     <w:p>

--- a/러시아 인권변호사/5부/5부_4화_지방의_반란.docx
+++ b/러시아 인권변호사/5부/5부_4화_지방의_반란.docx
@@ -460,6 +460,144 @@
           <w:sz w:val="22"/>
         </w:rPr>
         <w:t>Юридически заявление ничтожно. Субъект федерации не может объявить себе особый статус по недрам. Но ничтожное заявление, за которым стоят люди с оружием, — уже не только юридический вопрос.</w:t>
+      </w:r>
+    </w:p>
+    <w:p>
+      <w:pPr>
+        <w:spacing w:before="0" w:after="110" w:line="300" w:lineRule="auto"/>
+      </w:pPr>
+      <w:r>
+        <w:rPr>
+          <w:rFonts w:ascii="Times New Roman" w:hAnsi="Times New Roman" w:eastAsia="Malgun Gothic"/>
+          <w:b/>
+          <w:i w:val="0"/>
+          <w:sz w:val="22"/>
+        </w:rPr>
+        <w:t xml:space="preserve">Лёша: </w:t>
+      </w:r>
+      <w:r>
+        <w:rPr>
+          <w:rFonts w:ascii="Times New Roman" w:hAnsi="Times New Roman" w:eastAsia="Malgun Gothic"/>
+          <w:b w:val="0"/>
+          <w:i w:val="0"/>
+          <w:sz w:val="22"/>
+        </w:rPr>
+        <w:t>Такое заявление в этой стране звучит не впервые, я полагаю.</w:t>
+      </w:r>
+    </w:p>
+    <w:p>
+      <w:pPr>
+        <w:spacing w:before="0" w:after="110" w:line="300" w:lineRule="auto"/>
+      </w:pPr>
+      <w:r>
+        <w:rPr>
+          <w:rFonts w:ascii="Times New Roman" w:hAnsi="Times New Roman" w:eastAsia="Malgun Gothic"/>
+          <w:b/>
+          <w:i w:val="0"/>
+          <w:sz w:val="22"/>
+        </w:rPr>
+        <w:t xml:space="preserve">Ирина: </w:t>
+      </w:r>
+      <w:r>
+        <w:rPr>
+          <w:rFonts w:ascii="Times New Roman" w:hAnsi="Times New Roman" w:eastAsia="Malgun Gothic"/>
+          <w:b w:val="0"/>
+          <w:i w:val="0"/>
+          <w:sz w:val="22"/>
+        </w:rPr>
+        <w:t>Не впервые. Девяностый год, «парад суверенитетов»: в августе Татарстан, в сентябре Якутия объявили недра на своей территории собственностью республики. Нефть, алмазы — и почти те же слова: «пока центр не учтёт наши интересы».</w:t>
+      </w:r>
+    </w:p>
+    <w:p>
+      <w:pPr>
+        <w:spacing w:before="0" w:after="110" w:line="300" w:lineRule="auto"/>
+      </w:pPr>
+      <w:r>
+        <w:rPr>
+          <w:rFonts w:ascii="Times New Roman" w:hAnsi="Times New Roman" w:eastAsia="Malgun Gothic"/>
+          <w:b/>
+          <w:i w:val="0"/>
+          <w:sz w:val="22"/>
+        </w:rPr>
+        <w:t xml:space="preserve">Лёша: </w:t>
+      </w:r>
+      <w:r>
+        <w:rPr>
+          <w:rFonts w:ascii="Times New Roman" w:hAnsi="Times New Roman" w:eastAsia="Malgun Gothic"/>
+          <w:b w:val="0"/>
+          <w:i w:val="0"/>
+          <w:sz w:val="22"/>
+        </w:rPr>
+        <w:t>И чем кончилось? Насколько помню — не войной.</w:t>
+      </w:r>
+    </w:p>
+    <w:p>
+      <w:pPr>
+        <w:spacing w:before="0" w:after="110" w:line="300" w:lineRule="auto"/>
+      </w:pPr>
+      <w:r>
+        <w:rPr>
+          <w:rFonts w:ascii="Times New Roman" w:hAnsi="Times New Roman" w:eastAsia="Malgun Gothic"/>
+          <w:b/>
+          <w:i w:val="0"/>
+          <w:sz w:val="22"/>
+        </w:rPr>
+        <w:t xml:space="preserve">Ирина: </w:t>
+      </w:r>
+      <w:r>
+        <w:rPr>
+          <w:rFonts w:ascii="Times New Roman" w:hAnsi="Times New Roman" w:eastAsia="Malgun Gothic"/>
+          <w:b w:val="0"/>
+          <w:i w:val="0"/>
+          <w:sz w:val="22"/>
+        </w:rPr>
+        <w:t>Не войной, но и не быстро. Два года торга. В марте девяносто второго подписали Федеративный договор, в декабре девяносто третьего приняли Конституцию: недра — в совместном ведении центра и регионов, статья семьдесят вторая. С Казанью договаривались ещё год, отдельный договор подписали только в феврале девяносто четвёртого.</w:t>
+      </w:r>
+    </w:p>
+    <w:p>
+      <w:pPr>
+        <w:spacing w:before="0" w:after="110" w:line="300" w:lineRule="auto"/>
+      </w:pPr>
+      <w:r>
+        <w:rPr>
+          <w:rFonts w:ascii="Times New Roman" w:hAnsi="Times New Roman" w:eastAsia="Malgun Gothic"/>
+          <w:b/>
+          <w:i w:val="0"/>
+          <w:sz w:val="22"/>
+        </w:rPr>
+        <w:t xml:space="preserve">Гребенщиков: </w:t>
+      </w:r>
+      <w:r>
+        <w:rPr>
+          <w:rFonts w:ascii="Times New Roman" w:hAnsi="Times New Roman" w:eastAsia="Malgun Gothic"/>
+          <w:b w:val="0"/>
+          <w:i w:val="0"/>
+          <w:sz w:val="22"/>
+        </w:rPr>
+        <w:t>Два года, Ирина Олеговна. У нас нет двух лет.</w:t>
+      </w:r>
+    </w:p>
+    <w:p>
+      <w:pPr>
+        <w:spacing w:before="0" w:after="110" w:line="300" w:lineRule="auto"/>
+      </w:pPr>
+      <w:r>
+        <w:rPr>
+          <w:rFonts w:ascii="Times New Roman" w:hAnsi="Times New Roman" w:eastAsia="Malgun Gothic"/>
+          <w:b/>
+          <w:i w:val="0"/>
+          <w:sz w:val="22"/>
+        </w:rPr>
+        <w:t xml:space="preserve">Ирина: </w:t>
+      </w:r>
+      <w:r>
+        <w:rPr>
+          <w:rFonts w:ascii="Times New Roman" w:hAnsi="Times New Roman" w:eastAsia="Malgun Gothic"/>
+          <w:b w:val="0"/>
+          <w:i w:val="0"/>
+          <w:sz w:val="22"/>
+        </w:rPr>
+        <w:t>У Тарасова нет и республики с собственной конституцией. У него область и один закон о прозрачности, который он нарушает. Но урок тот же: центр тогда выиграл не силой, а тем, что предложил правила, по которым регионам стало выгоднее остаться, чем уйти.</w:t>
       </w:r>
     </w:p>
     <w:p>
